--- a/Dggg-Ppc/G104-Ana.docx
+++ b/Dggg-Ppc/G104-Ana.docx
@@ -30,15 +30,41 @@
           <w:color w:val="333333"/>
           <w:shd w:val="clear" w:color="auto" w:fill="FFFFFF"/>
         </w:rPr>
-        <w:t>Acts of Pilate</w:t>
-      </w:r>
-      <w:r>
-        <w:rPr>
-          <w:rFonts w:ascii="Gentium" w:hAnsi="Gentium" w:cs="Gentium"/>
+        <w:t>Anaphora</w:t>
+      </w:r>
+      <w:r>
+        <w:rPr>
+          <w:rFonts w:ascii="Gentium" w:hAnsi="Gentium" w:cs="Gentium"/>
+          <w:i/>
+          <w:iCs/>
           <w:color w:val="333333"/>
           <w:shd w:val="clear" w:color="auto" w:fill="FFFFFF"/>
         </w:rPr>
-        <w:t xml:space="preserve"> here presented are the two recensions (‘A’ and ‘B’) of Constantine von Tischendorf’s 1853 publication, “</w:t>
+        <w:t xml:space="preserve"> of Pilate</w:t>
+      </w:r>
+      <w:r>
+        <w:rPr>
+          <w:rFonts w:ascii="Gentium" w:hAnsi="Gentium" w:cs="Gentium"/>
+          <w:color w:val="333333"/>
+          <w:shd w:val="clear" w:color="auto" w:fill="FFFFFF"/>
+        </w:rPr>
+        <w:t xml:space="preserve"> here presented are the two recensions (‘A’ and ‘B’) </w:t>
+      </w:r>
+      <w:r>
+        <w:rPr>
+          <w:rFonts w:ascii="Gentium" w:hAnsi="Gentium" w:cs="Gentium"/>
+          <w:color w:val="333333"/>
+          <w:shd w:val="clear" w:color="auto" w:fill="FFFFFF"/>
+        </w:rPr>
+        <w:t>from</w:t>
+      </w:r>
+      <w:r>
+        <w:rPr>
+          <w:rFonts w:ascii="Gentium" w:hAnsi="Gentium" w:cs="Gentium"/>
+          <w:color w:val="333333"/>
+          <w:shd w:val="clear" w:color="auto" w:fill="FFFFFF"/>
+        </w:rPr>
+        <w:t xml:space="preserve"> Constantine von Tischendorf’s 1853 publication, “</w:t>
       </w:r>
       <w:r>
         <w:rPr>
